--- a/Fase 2/Evidencias Proyecto/Evidencias de documentación/calidad/Reporte de Defectos.docx
+++ b/Fase 2/Evidencias Proyecto/Evidencias de documentación/calidad/Reporte de Defectos.docx
@@ -21,7 +21,7 @@
         </w:pBdr>
       </w:pPr>
       <w:r>
-        <w:t>Este documento consolida los defectos REALES identificados en Gestor SSCC App a partir de tres fuentes verificables: (1) la ejecución directa y repetida del auditor automático de pruebas (src/tests/auditor/run_auditor.py) durante la elaboración de esta documentación (04-09-2026); (2) el registro de cambios con evidencia de código en "docs/06. Seguridad, Integridad y Resiliencia de Datos.md" (secciones 8, 9 y 11) y "docs/09. Despliegue y Onboarding.md"; y (3) las pruebas de regresión existentes en src/tests/. El repositorio no es un repositorio Git (no hay historial de commits/autoría), por lo que el campo "Reportado por" se deja como No determinado salvo que /docs identifique explícitamente el origen. Se listan 13 defectos (BUG-009 a BUG-013 se agregaron el 13-10-2026, durante la Fase 2 de contratos por ID): 1 abierto detectado directamente durante esta auditoría (BUG-001), 5 cerrados con corrección confirmada en el código y evidencia de pruebas (BUG-002, BUG-003, BUG-004*, BUG-005, BUG-008 — *BUG-004 mitigado por deshabilitación de la acción, no por una restauración real, que sigue sin implementarse), y 2 abiertos/pendientes, no corregidos y documentados como tales por el propio proyecto (BUG-006, BUG-007). De los agregados el 13-10-2026, tres están cerrados (BUG-009, BUG-010 y BUG-012; de este último queda 1 prueba omitida) y dos siguen abiertos (BUG-011, caída intermitente del auditor, mitigada; y BUG-013, botones de sincronización visibles). Ningún defecto fue omitido para mejorar las métricas de este reporte.</w:t>
+        <w:t>Este documento consolida los defectos REALES identificados en Volvo Dashboard App a partir de tres fuentes verificables: (1) la ejecución directa y repetida del auditor automático de pruebas (src/tests/auditor/run_auditor.py) durante la elaboración de esta documentación (04-09-2026); (2) el registro de cambios con evidencia de código en "docs/06. Seguridad, Integridad y Resiliencia de Datos.md" (secciones 8, 9 y 11) y "docs/09. Despliegue y Onboarding.md"; y (3) las pruebas de regresión existentes en src/tests/. El repositorio no es un repositorio Git (no hay historial de commits/autoría), por lo que el campo "Reportado por" se deja como No determinado salvo que /docs identifique explícitamente el origen. Se listan 13 defectos (BUG-009 a BUG-013 se agregaron el 13-10-2026, durante la Fase 2 de contratos por ID): 1 abierto detectado directamente durante esta auditoría (BUG-001), 5 cerrados con corrección confirmada en el código y evidencia de pruebas (BUG-002, BUG-003, BUG-004*, BUG-005, BUG-008 — *BUG-004 mitigado por deshabilitación de la acción, no por una restauración real, que sigue sin implementarse), y 2 abiertos/pendientes, no corregidos y documentados como tales por el propio proyecto (BUG-006, BUG-007). De los agregados el 13-10-2026, tres están cerrados (BUG-009, BUG-010 y BUG-012; de este último queda 1 prueba omitida) y dos siguen abiertos (BUG-011, caída intermitente del auditor, mitigada; y BUG-013, botones de sincronización visibles). Ningún defecto fue omitido para mejorar las métricas de este reporte.</w:t>
       </w:r>
     </w:p>
     <w:p>
@@ -833,7 +833,7 @@
     </w:p>
     <w:p>
       <w:r>
-        <w:t>Antes de la corrección, una fecha nativa de Excel (datetime/Timestamp) se convertía a string ISO ANTES de pasar por calcular_termino, y esta la reparseaba con pd.to_datetime(format='mixed', dayfirst=True), lo que intercambiaba día y mes cuando ambos valores eran &lt;=12 (ej. 03-04-2025 se interpretaba como 4 de marzo en vez de 3 de abril). Confirmado con datos reales de RM_CONTRATOS/PruebasFM (Fase C): aproximadamente el 60% de los registros con duración numérica quedaban con TÉRMINO CONTRATO incorrecto en cada load/reload/sync, con impacto directo en el cálculo de vigencia de contratos comerciales.</w:t>
+        <w:t>Antes de la corrección, una fecha nativa de Excel (datetime/Timestamp) se convertía a string ISO ANTES de pasar por calcular_termino, y esta la reparseaba con pd.to_datetime(format='mixed', dayfirst=True), lo que intercambiaba día y mes cuando ambos valores eran &lt;=12 (ej. 03-04-2025 se interpretaba como 4 de marzo en vez de 3 de abril). Confirmado con datos reales de RM_JAVI/PruebasFM (Fase C): aproximadamente el 60% de los registros con duración numérica quedaban con TÉRMINO CONTRATO incorrecto en cada load/reload/sync, con impacto directo en el cálculo de vigencia de contratos comerciales.</w:t>
       </w:r>
     </w:p>
     <w:p>
@@ -1356,7 +1356,7 @@
     </w:p>
     <w:p>
       <w:r>
-        <w:t>Corrección Aplicada: La acción se deshabilita en AppTableWidget._show_context_menu (menu_type=='eliminados') con tooltip explicativo; _handle_restaurar se reemplazó por un aviso informativo. No se implementó restauración real: sigue pendiente de diseño (riesgo residual documentado).</w:t>
+        <w:t>Corrección Aplicada: La acción se deshabilita en VolvoTableWidget._show_context_menu (menu_type=='eliminados') con tooltip explicativo; _handle_restaurar se reemplazó por un aviso informativo. No se implementó restauración real: sigue pendiente de diseño (riesgo residual documentado).</w:t>
       </w:r>
     </w:p>
     <w:p>
@@ -1372,7 +1372,7 @@
     </w:p>
     <w:p>
       <w:r>
-        <w:t>docs/06 §9 ("Corregido 03-09-2026"); test_historial.py::TestPapeleraPorModulo::test_handle_restaurar_no_crashea_y_avisa_que_no_esta_disponible; test_table_sorting.py::TestAppTableWidgetMenuEliminados::test_restaurar_fila_esta_deshabilitada, ambas PASS.</w:t>
+        <w:t>docs/06 §9 ("Corregido 03-09-2026"); test_historial.py::TestPapeleraPorModulo::test_handle_restaurar_no_crashea_y_avisa_que_no_esta_disponible; test_table_sorting.py::TestVolvoTableWidgetMenuEliminados::test_restaurar_fila_esta_deshabilitada, ambas PASS.</w:t>
       </w:r>
     </w:p>
     <w:p>
@@ -2484,7 +2484,7 @@
     </w:p>
     <w:p>
       <w:r>
-        <w:t>Paso 3: revisar RM_CONTRATOS.csv y comprobar qué fila cambió.</w:t>
+        <w:t>Paso 3: revisar RM_JAVI.csv y comprobar qué fila cambió.</w:t>
       </w:r>
     </w:p>
     <w:p>
@@ -3229,7 +3229,7 @@
         <w:rPr>
           <w:b w:val="0"/>
         </w:rPr>
-        <w:t>Defecto BUG-013 — Los botones "Sincronizar RM_CONTRATOS" siguen visibles y la sincronización borra los VIN que no estén en el archivo de la contraparte comercial</w:t>
+        <w:t>Defecto BUG-013 — Los botones "Sincronizar RM_JAVI" siguen visibles y la sincronización borra los VIN que no estén en el archivo de Javiera</w:t>
       </w:r>
     </w:p>
     <w:p>
@@ -3260,7 +3260,7 @@
     </w:p>
     <w:p>
       <w:r>
-        <w:t>Módulo Afectado: Comercial y Configuración (src/ui/comercial.py: RMReporteSyncWorker, SyncRMReporteDialog; src/ui/configuracion.py: _abrir_sync_rm_reporte).</w:t>
+        <w:t>Módulo Afectado: Comercial y Configuración (src/ui/comercial.py: RMJaviSyncWorker, SyncRMJaviDialog; src/ui/configuracion.py: _abrir_sync_rm_javi).</w:t>
       </w:r>
     </w:p>
     <w:p>
@@ -3384,7 +3384,7 @@
     </w:p>
     <w:p>
       <w:r>
-        <w:t>La sincronización con el RM de la contraparte comercial es una herramienta solo de modo desarrollador: reemplaza el contenido de RM_CONTRATOS.csv y elimina los VIN que no aparezcan en el archivo de la contraparte comercial. Hoy los dos botones "Sincronizar RM_CONTRATOS" (Comercial y Configuración) siguen visibles para cualquier usuario; solo hay avisos en el código y en el diálogo.</w:t>
+        <w:t>La sincronización con el RM de Javiera es una herramienta solo de modo desarrollador: reemplaza el contenido de RM_JAVI.csv y elimina los VIN que no aparezcan en el archivo de Javiera. Hoy los dos botones "Sincronizar RM_JAVI" (Comercial y Configuración) siguen visibles para cualquier usuario; solo hay avisos en el código y en el diálogo.</w:t>
       </w:r>
     </w:p>
     <w:p>
@@ -3405,12 +3405,12 @@
     </w:p>
     <w:p>
       <w:r>
-        <w:t>Paso 2: pulsar "Sincronizar RM_CONTRATOS" con un archivo de la contraparte comercial al que le falte algún VIN.</w:t>
-      </w:r>
-    </w:p>
-    <w:p>
-      <w:r>
-        <w:t>Paso 3: revisar RM_CONTRATOS.csv: los VIN ausentes ya no están.</w:t>
+        <w:t>Paso 2: pulsar "Sincronizar RM_JAVI" con un archivo de Javiera al que le falte algún VIN.</w:t>
+      </w:r>
+    </w:p>
+    <w:p>
+      <w:r>
+        <w:t>Paso 3: revisar RM_JAVI.csv: los VIN ausentes ya no están.</w:t>
       </w:r>
     </w:p>
     <w:p>
@@ -3436,7 +3436,7 @@
     </w:p>
     <w:p>
       <w:r>
-        <w:t>Corrección Aplicada: ninguna todavía. Pendiente una bandera de modo desarrollador que oculte ambos botones y bloquee _abrir_sync_rm_reporte y _open_sync_dialog.</w:t>
+        <w:t>Corrección Aplicada: ninguna todavía. Pendiente una bandera de modo desarrollador que oculte ambos botones y bloquee _abrir_sync_rm_javi y _open_sync_dialog.</w:t>
       </w:r>
     </w:p>
     <w:p>
